--- a/docs/Enriching_WHOFIC_with_Mondo.docx
+++ b/docs/Enriching_WHOFIC_with_Mondo.docx
@@ -2572,67 +2572,67 @@
           <w:sz w:val="20"/>
           <w:szCs w:val="20"/>
         </w:rPr>
-        <w:t xml:space="preserve">foundation:'Bacterial pneumonia' EquivalentTo MONDO:0005113</w:t>
-      </w:r>
-      <w:r>
-        <w:br/>
-        <w:t xml:space="preserve"/>
-      </w:r>
-      <w:r>
-        <w:rPr>
-          <w:rFonts w:ascii="Consolas" w:cs="Consolas" w:eastAsia="Consolas" w:hAnsi="Consolas"/>
-          <w:sz w:val="20"/>
-          <w:szCs w:val="20"/>
-        </w:rPr>
-        <w:t xml:space="preserve"/>
-      </w:r>
-      <w:r>
-        <w:br/>
-        <w:t xml:space="preserve"/>
-      </w:r>
-      <w:r>
-        <w:rPr>
-          <w:rFonts w:ascii="Consolas" w:cs="Consolas" w:eastAsia="Consolas" w:hAnsi="Consolas"/>
-          <w:sz w:val="20"/>
-          <w:szCs w:val="20"/>
-        </w:rPr>
-        <w:t xml:space="preserve"># Descendant extraction (Mondo EL closure of MONDO:0005113, filtered)</w:t>
-      </w:r>
-      <w:r>
-        <w:br/>
-        <w:t xml:space="preserve"/>
-      </w:r>
-      <w:r>
-        <w:rPr>
-          <w:rFonts w:ascii="Consolas" w:cs="Consolas" w:eastAsia="Consolas" w:hAnsi="Consolas"/>
-          <w:sz w:val="20"/>
-          <w:szCs w:val="20"/>
-        </w:rPr>
-        <w:t xml:space="preserve">MONDO:0006085  # pneumonia due to Chlamydophila pneumoniae</w:t>
-      </w:r>
-      <w:r>
-        <w:br/>
-        <w:t xml:space="preserve"/>
-      </w:r>
-      <w:r>
-        <w:rPr>
-          <w:rFonts w:ascii="Consolas" w:cs="Consolas" w:eastAsia="Consolas" w:hAnsi="Consolas"/>
-          <w:sz w:val="20"/>
-          <w:szCs w:val="20"/>
-        </w:rPr>
-        <w:t xml:space="preserve">MONDO:0005738  # Legionnaires' disease</w:t>
-      </w:r>
-      <w:r>
-        <w:br/>
-        <w:t xml:space="preserve"/>
-      </w:r>
-      <w:r>
-        <w:rPr>
-          <w:rFonts w:ascii="Consolas" w:cs="Consolas" w:eastAsia="Consolas" w:hAnsi="Consolas"/>
-          <w:sz w:val="20"/>
-          <w:szCs w:val="20"/>
-        </w:rPr>
-        <w:t xml:space="preserve">MONDO:0024355  # pneumococcal pneumonia</w:t>
+        <w:t xml:space="preserve">foundation:'Bacterial pneumonia' EquivalentTo MONDO:0004652</w:t>
+      </w:r>
+      <w:r>
+        <w:br/>
+        <w:t xml:space="preserve"/>
+      </w:r>
+      <w:r>
+        <w:rPr>
+          <w:rFonts w:ascii="Consolas" w:cs="Consolas" w:eastAsia="Consolas" w:hAnsi="Consolas"/>
+          <w:sz w:val="20"/>
+          <w:szCs w:val="20"/>
+        </w:rPr>
+        <w:t xml:space="preserve"/>
+      </w:r>
+      <w:r>
+        <w:br/>
+        <w:t xml:space="preserve"/>
+      </w:r>
+      <w:r>
+        <w:rPr>
+          <w:rFonts w:ascii="Consolas" w:cs="Consolas" w:eastAsia="Consolas" w:hAnsi="Consolas"/>
+          <w:sz w:val="20"/>
+          <w:szCs w:val="20"/>
+        </w:rPr>
+        <w:t xml:space="preserve"># Descendant extraction (Mondo EL closure of MONDO:0004652, filtered)</w:t>
+      </w:r>
+      <w:r>
+        <w:br/>
+        <w:t xml:space="preserve"/>
+      </w:r>
+      <w:r>
+        <w:rPr>
+          <w:rFonts w:ascii="Consolas" w:cs="Consolas" w:eastAsia="Consolas" w:hAnsi="Consolas"/>
+          <w:sz w:val="20"/>
+          <w:szCs w:val="20"/>
+        </w:rPr>
+        <w:t xml:space="preserve">MONDO:0025598  # pneumonia caused by chlamydia</w:t>
+      </w:r>
+      <w:r>
+        <w:br/>
+        <w:t xml:space="preserve"/>
+      </w:r>
+      <w:r>
+        <w:rPr>
+          <w:rFonts w:ascii="Consolas" w:cs="Consolas" w:eastAsia="Consolas" w:hAnsi="Consolas"/>
+          <w:sz w:val="20"/>
+          <w:szCs w:val="20"/>
+        </w:rPr>
+        <w:t xml:space="preserve">MONDO:0005824  # Legionnaires' disease</w:t>
+      </w:r>
+      <w:r>
+        <w:br/>
+        <w:t xml:space="preserve"/>
+      </w:r>
+      <w:r>
+        <w:rPr>
+          <w:rFonts w:ascii="Consolas" w:cs="Consolas" w:eastAsia="Consolas" w:hAnsi="Consolas"/>
+          <w:sz w:val="20"/>
+          <w:szCs w:val="20"/>
+        </w:rPr>
+        <w:t xml:space="preserve">MONDO:0005972  # streptococcal pneumonia</w:t>
       </w:r>
       <w:r>
         <w:br/>
@@ -2692,7 +2692,199 @@
           <w:sz w:val="20"/>
           <w:szCs w:val="20"/>
         </w:rPr>
-        <w:t xml:space="preserve">  Annotation: prov:wasDerivedFrom &lt;MONDO:0006085&gt;</w:t>
+        <w:t xml:space="preserve">  # Class-level provenance (on the declaration itself)</w:t>
+      </w:r>
+      <w:r>
+        <w:br/>
+        <w:t xml:space="preserve"/>
+      </w:r>
+      <w:r>
+        <w:rPr>
+          <w:rFonts w:ascii="Consolas" w:cs="Consolas" w:eastAsia="Consolas" w:hAnsi="Consolas"/>
+          <w:sz w:val="20"/>
+          <w:szCs w:val="20"/>
+        </w:rPr>
+        <w:t xml:space="preserve">  Annotation: prov:wasDerivedFrom &lt;MONDO:0025598&gt;</w:t>
+      </w:r>
+      <w:r>
+        <w:br/>
+        <w:t xml:space="preserve"/>
+      </w:r>
+      <w:r>
+        <w:rPr>
+          <w:rFonts w:ascii="Consolas" w:cs="Consolas" w:eastAsia="Consolas" w:hAnsi="Consolas"/>
+          <w:sz w:val="20"/>
+          <w:szCs w:val="20"/>
+        </w:rPr>
+        <w:t xml:space="preserve">  Annotation: dct:source &lt;MONDO:0025598&gt;</w:t>
+      </w:r>
+      <w:r>
+        <w:br/>
+        <w:t xml:space="preserve"/>
+      </w:r>
+      <w:r>
+        <w:rPr>
+          <w:rFonts w:ascii="Consolas" w:cs="Consolas" w:eastAsia="Consolas" w:hAnsi="Consolas"/>
+          <w:sz w:val="20"/>
+          <w:szCs w:val="20"/>
+        </w:rPr>
+        <w:t xml:space="preserve">  Annotation: dct:license &lt;CC-BY-4.0&gt;</w:t>
+      </w:r>
+      <w:r>
+        <w:br/>
+        <w:t xml:space="preserve"/>
+      </w:r>
+      <w:r>
+        <w:rPr>
+          <w:rFonts w:ascii="Consolas" w:cs="Consolas" w:eastAsia="Consolas" w:hAnsi="Consolas"/>
+          <w:sz w:val="20"/>
+          <w:szCs w:val="20"/>
+        </w:rPr>
+        <w:t xml:space="preserve">  Annotation: dct:rightsHolder "Mondo Disease Ontology Consortium"</w:t>
+      </w:r>
+      <w:r>
+        <w:br/>
+        <w:t xml:space="preserve"/>
+      </w:r>
+      <w:r>
+        <w:rPr>
+          <w:rFonts w:ascii="Consolas" w:cs="Consolas" w:eastAsia="Consolas" w:hAnsi="Consolas"/>
+          <w:sz w:val="20"/>
+          <w:szCs w:val="20"/>
+        </w:rPr>
+        <w:t xml:space="preserve">  Annotation: icd:batchId "2026-Q3-subtree-infectious-01"</w:t>
+      </w:r>
+      <w:r>
+        <w:br/>
+        <w:t xml:space="preserve"/>
+      </w:r>
+      <w:r>
+        <w:rPr>
+          <w:rFonts w:ascii="Consolas" w:cs="Consolas" w:eastAsia="Consolas" w:hAnsi="Consolas"/>
+          <w:sz w:val="20"/>
+          <w:szCs w:val="20"/>
+        </w:rPr>
+        <w:t xml:space="preserve">  # Axiom-level provenance (repeated on each SubClassOf and EquivalentTo)</w:t>
+      </w:r>
+      <w:r>
+        <w:br/>
+        <w:t xml:space="preserve"/>
+      </w:r>
+      <w:r>
+        <w:rPr>
+          <w:rFonts w:ascii="Consolas" w:cs="Consolas" w:eastAsia="Consolas" w:hAnsi="Consolas"/>
+          <w:sz w:val="20"/>
+          <w:szCs w:val="20"/>
+        </w:rPr>
+        <w:t xml:space="preserve">  EquivalentTo</w:t>
+      </w:r>
+      <w:r>
+        <w:br/>
+        <w:t xml:space="preserve"/>
+      </w:r>
+      <w:r>
+        <w:rPr>
+          <w:rFonts w:ascii="Consolas" w:cs="Consolas" w:eastAsia="Consolas" w:hAnsi="Consolas"/>
+          <w:sz w:val="20"/>
+          <w:szCs w:val="20"/>
+        </w:rPr>
+        <w:t xml:space="preserve">    Annotation: prov:wasDerivedFrom &lt;MONDO:0025598&gt;</w:t>
+      </w:r>
+      <w:r>
+        <w:br/>
+        <w:t xml:space="preserve"/>
+      </w:r>
+      <w:r>
+        <w:rPr>
+          <w:rFonts w:ascii="Consolas" w:cs="Consolas" w:eastAsia="Consolas" w:hAnsi="Consolas"/>
+          <w:sz w:val="20"/>
+          <w:szCs w:val="20"/>
+        </w:rPr>
+        <w:t xml:space="preserve">    foundation:'Bacterial pneumonia'</w:t>
+      </w:r>
+      <w:r>
+        <w:br/>
+        <w:t xml:space="preserve"/>
+      </w:r>
+      <w:r>
+        <w:rPr>
+          <w:rFonts w:ascii="Consolas" w:cs="Consolas" w:eastAsia="Consolas" w:hAnsi="Consolas"/>
+          <w:sz w:val="20"/>
+          <w:szCs w:val="20"/>
+        </w:rPr>
+        <w:t xml:space="preserve">    and (icd:infectiousAgent some xcode:'Chlamydia pneumoniae')</w:t>
+      </w:r>
+      <w:r>
+        <w:br/>
+        <w:t xml:space="preserve"/>
+      </w:r>
+      <w:r>
+        <w:rPr>
+          <w:rFonts w:ascii="Consolas" w:cs="Consolas" w:eastAsia="Consolas" w:hAnsi="Consolas"/>
+          <w:sz w:val="20"/>
+          <w:szCs w:val="20"/>
+        </w:rPr>
+        <w:t xml:space="preserve">  SubClassOf  Annotation: prov:wasDerivedFrom &lt;MONDO:0025598&gt;</w:t>
+      </w:r>
+      <w:r>
+        <w:br/>
+        <w:t xml:space="preserve"/>
+      </w:r>
+      <w:r>
+        <w:rPr>
+          <w:rFonts w:ascii="Consolas" w:cs="Consolas" w:eastAsia="Consolas" w:hAnsi="Consolas"/>
+          <w:sz w:val="20"/>
+          <w:szCs w:val="20"/>
+        </w:rPr>
+        <w:t xml:space="preserve">    foundation:'Bacterial pneumonia'   # anchor-derived parent</w:t>
+      </w:r>
+      <w:r>
+        <w:br/>
+        <w:t xml:space="preserve"/>
+      </w:r>
+      <w:r>
+        <w:rPr>
+          <w:rFonts w:ascii="Consolas" w:cs="Consolas" w:eastAsia="Consolas" w:hAnsi="Consolas"/>
+          <w:sz w:val="20"/>
+          <w:szCs w:val="20"/>
+        </w:rPr>
+        <w:t xml:space="preserve">  # Title, FSN, and synonyms harvested per §3.10</w:t>
+      </w:r>
+      <w:r>
+        <w:br/>
+        <w:t xml:space="preserve"/>
+      </w:r>
+      <w:r>
+        <w:rPr>
+          <w:rFonts w:ascii="Consolas" w:cs="Consolas" w:eastAsia="Consolas" w:hAnsi="Consolas"/>
+          <w:sz w:val="20"/>
+          <w:szCs w:val="20"/>
+        </w:rPr>
+        <w:t xml:space="preserve"/>
+      </w:r>
+      <w:r>
+        <w:br/>
+        <w:t xml:space="preserve"/>
+      </w:r>
+      <w:r>
+        <w:rPr>
+          <w:rFonts w:ascii="Consolas" w:cs="Consolas" w:eastAsia="Consolas" w:hAnsi="Consolas"/>
+          <w:sz w:val="20"/>
+          <w:szCs w:val="20"/>
+        </w:rPr>
+        <w:t xml:space="preserve">Class: foundation:'Legionnaires disease'</w:t>
+      </w:r>
+      <w:r>
+        <w:br/>
+        <w:t xml:space="preserve"/>
+      </w:r>
+      <w:r>
+        <w:rPr>
+          <w:rFonts w:ascii="Consolas" w:cs="Consolas" w:eastAsia="Consolas" w:hAnsi="Consolas"/>
+          <w:sz w:val="20"/>
+          <w:szCs w:val="20"/>
+        </w:rPr>
+        <w:t xml:space="preserve">  Annotation: prov:wasDerivedFrom &lt;MONDO:0005824&gt;</w:t>
       </w:r>
       <w:r>
         <w:br/>
@@ -2740,114 +2932,6 @@
           <w:sz w:val="20"/>
           <w:szCs w:val="20"/>
         </w:rPr>
-        <w:t xml:space="preserve">    and (icd:infectiousAgent some xcode:'Chlamydia pneumoniae')</w:t>
-      </w:r>
-      <w:r>
-        <w:br/>
-        <w:t xml:space="preserve"/>
-      </w:r>
-      <w:r>
-        <w:rPr>
-          <w:rFonts w:ascii="Consolas" w:cs="Consolas" w:eastAsia="Consolas" w:hAnsi="Consolas"/>
-          <w:sz w:val="20"/>
-          <w:szCs w:val="20"/>
-        </w:rPr>
-        <w:t xml:space="preserve">  SubClassOf foundation:'Bacterial pneumonia'   # anchor-derived parent</w:t>
-      </w:r>
-      <w:r>
-        <w:br/>
-        <w:t xml:space="preserve"/>
-      </w:r>
-      <w:r>
-        <w:rPr>
-          <w:rFonts w:ascii="Consolas" w:cs="Consolas" w:eastAsia="Consolas" w:hAnsi="Consolas"/>
-          <w:sz w:val="20"/>
-          <w:szCs w:val="20"/>
-        </w:rPr>
-        <w:t xml:space="preserve">  # Title, FSN, and synonyms harvested per §3.10</w:t>
-      </w:r>
-      <w:r>
-        <w:br/>
-        <w:t xml:space="preserve"/>
-      </w:r>
-      <w:r>
-        <w:rPr>
-          <w:rFonts w:ascii="Consolas" w:cs="Consolas" w:eastAsia="Consolas" w:hAnsi="Consolas"/>
-          <w:sz w:val="20"/>
-          <w:szCs w:val="20"/>
-        </w:rPr>
-        <w:t xml:space="preserve"/>
-      </w:r>
-      <w:r>
-        <w:br/>
-        <w:t xml:space="preserve"/>
-      </w:r>
-      <w:r>
-        <w:rPr>
-          <w:rFonts w:ascii="Consolas" w:cs="Consolas" w:eastAsia="Consolas" w:hAnsi="Consolas"/>
-          <w:sz w:val="20"/>
-          <w:szCs w:val="20"/>
-        </w:rPr>
-        <w:t xml:space="preserve">Class: foundation:'Legionnaires disease'</w:t>
-      </w:r>
-      <w:r>
-        <w:br/>
-        <w:t xml:space="preserve"/>
-      </w:r>
-      <w:r>
-        <w:rPr>
-          <w:rFonts w:ascii="Consolas" w:cs="Consolas" w:eastAsia="Consolas" w:hAnsi="Consolas"/>
-          <w:sz w:val="20"/>
-          <w:szCs w:val="20"/>
-        </w:rPr>
-        <w:t xml:space="preserve">  Annotation: prov:wasDerivedFrom &lt;MONDO:0005738&gt;</w:t>
-      </w:r>
-      <w:r>
-        <w:br/>
-        <w:t xml:space="preserve"/>
-      </w:r>
-      <w:r>
-        <w:rPr>
-          <w:rFonts w:ascii="Consolas" w:cs="Consolas" w:eastAsia="Consolas" w:hAnsi="Consolas"/>
-          <w:sz w:val="20"/>
-          <w:szCs w:val="20"/>
-        </w:rPr>
-        <w:t xml:space="preserve">  Annotation: icd:generatedByPattern "equivalence_anchored_subtree_import"</w:t>
-      </w:r>
-      <w:r>
-        <w:br/>
-        <w:t xml:space="preserve"/>
-      </w:r>
-      <w:r>
-        <w:rPr>
-          <w:rFonts w:ascii="Consolas" w:cs="Consolas" w:eastAsia="Consolas" w:hAnsi="Consolas"/>
-          <w:sz w:val="20"/>
-          <w:szCs w:val="20"/>
-        </w:rPr>
-        <w:t xml:space="preserve">  EquivalentTo</w:t>
-      </w:r>
-      <w:r>
-        <w:br/>
-        <w:t xml:space="preserve"/>
-      </w:r>
-      <w:r>
-        <w:rPr>
-          <w:rFonts w:ascii="Consolas" w:cs="Consolas" w:eastAsia="Consolas" w:hAnsi="Consolas"/>
-          <w:sz w:val="20"/>
-          <w:szCs w:val="20"/>
-        </w:rPr>
-        <w:t xml:space="preserve">    foundation:'Bacterial pneumonia'</w:t>
-      </w:r>
-      <w:r>
-        <w:br/>
-        <w:t xml:space="preserve"/>
-      </w:r>
-      <w:r>
-        <w:rPr>
-          <w:rFonts w:ascii="Consolas" w:cs="Consolas" w:eastAsia="Consolas" w:hAnsi="Consolas"/>
-          <w:sz w:val="20"/>
-          <w:szCs w:val="20"/>
-        </w:rPr>
         <w:t xml:space="preserve">    and (icd:infectiousAgent some xcode:'Legionella pneumophila')</w:t>
       </w:r>
       <w:r>
@@ -2881,7 +2965,7 @@
         <w:jc w:val="both"/>
       </w:pPr>
       <w:r>
-        <w:t xml:space="preserve">Four guardrails are essential, because this is the most aggressive content-import pattern in the playbook and the one with the greatest capacity to flood the Foundation with inappropriate content if misused. First, anchor quality gates the whole pipeline: only equivalences that are either (a) imported from Mondo's own curated logical definitions, (b) asserted by SSSOM mappings above a configurable confidence threshold, or (c) manually curated and batch-signed are treated as valid anchors. A heuristic lexical match is not a valid anchor. Second, the descendant-extraction pass must operate on the ELK-inferred Mondo subclass hierarchy, not the asserted one, because Mondo's asserted hierarchy is deliberately incomplete and would miss descendants that are reachable only via logical definitions. Third, every candidate must pass the Taxon Constraint Propagation check from §3.9 before entering the batch: any Mondo descendant whose taxon constraint is incompatible with Homo sapiens is dropped at this stage, regardless of how many ancestors it has in the equivalence closure. Fourth, the per-entity title, FSN, and term block are not imported verbatim from Mondo; they pass through the §3.10 synonym-enrichment rules, including Foundation-style stoplists and Unicode normalization, so that a newly minted Foundation class is indistinguishable from an editorially-authored one in surface form.</w:t>
+        <w:t xml:space="preserve">Five guardrails are essential, because this is the most aggressive content-import pattern in the playbook and the one with the greatest capacity to flood the Foundation with inappropriate content if misused. First, anchor quality gates the whole pipeline: only equivalences that are either (a) imported from Mondo’s own curated logical definitions, (b) asserted by SSSOM mappings above a configurable confidence threshold, or (c) manually curated and batch-signed are treated as valid anchors. A heuristic lexical match is not a valid anchor. Second, the descendant-extraction pass must operate on the ELK-inferred Mondo subclass hierarchy, not the asserted one, because Mondo’s asserted hierarchy is deliberately incomplete and would miss descendants that are reachable only via logical definitions. Third, every candidate must pass the Taxon Constraint Propagation check from §3.9 before entering the batch: any Mondo descendant whose taxon constraint is incompatible with Homo sapiens is dropped at this stage, regardless of how many ancestors it has in the equivalence closure. Fourth, the per-entity title, FSN, and term block are not imported verbatim from Mondo; they pass through the §3.10 synonym-enrichment rules, including Foundation-style stoplists and Unicode normalization, so that a newly minted Foundation class is indistinguishable from an editorially-authored one in surface form. Fifth, every candidate entity must be verified as an actual, non-deprecated Mondo class with its own rdfs:label and Mondo IRI — not merely a synonym of an existing class, not a label fabricated from domain knowledge, and not a restatement of the anchor class itself under a different name. The verification query checks that (a) the candidate’s prov:wasDerivedFrom IRI resolves to a non-deprecated owl:Class in the current Mondo release, (b) the candidate’s label matches the rdfs:label of that Mondo class (not a hasExactSynonym or hasRelatedSynonym value), and (c) the Mondo source class is a proper descendant of the anchor class — never the anchor itself, never a class from a disjoint branch, and never an IRI that does not appear in Mondo at all. This guardrail prevents the pipeline from introducing entities that have no ontological basis in the source, which is especially important when generation is assisted by language models that can produce clinically plausible but ontologically groundless subtypes.</w:t>
       </w:r>
     </w:p>
     <w:p>
@@ -2908,7 +2992,7 @@
         <w:jc w:val="both"/>
       </w:pPr>
       <w:r>
-        <w:t xml:space="preserve">Accomplishes: the Foundation's class inventory grows under editorial control, populated by Mondo content that is already well-curated and that is demonstrably more specific than existing Foundation classes. No manual term-by-term authoring is required for the bulk content; curators' attention is reserved for anchor validation, batch review, and edge cases. The pattern composes naturally with §3.2 (every new candidate carries a Logical Definition when Mondo has one), §3.10 (synonyms are populated in the same pass), §3.9 (taxon constraints gate candidates), and §3.13 (IRI minting happens at iCAT submission time). And because every new class carries an explicit prov:wasDerivedFrom back to the source Mondo class, a later audit can always distinguish editorially-authored Foundation classes from Mondo-derived ones and, if necessary, retract an entire batch without damaging the rest of the Foundation.</w:t>
+        <w:t xml:space="preserve">Accomplishes: the Foundation's class inventory grows under editorial control, populated by Mondo content that is already well-curated and that is demonstrably more specific than existing Foundation classes. No manual term-by-term authoring is required for the bulk content; curators' attention is reserved for anchor validation, batch review, and edge cases. The pattern composes naturally with §3.2 (every new candidate carries a Logical Definition when Mondo has one), §3.10 (synonyms are populated in the same pass), §3.9 (taxon constraints gate candidates), and §3.13 (IRI minting happens at iCAT submission time). And because every new class carries explicit prov:wasDerivedFrom and dct:source annotations both on the class declaration itself and on each of its SubClassOf and EquivalentClasses axioms, a later audit can always distinguish editorially-authored Foundation classes from Mondo-derived ones, trace which Mondo class motivated the import, and if necessary retract an entire batch without damaging the rest of the Foundation.</w:t>
       </w:r>
     </w:p>
     <w:p>
@@ -4306,7 +4390,7 @@
           <w:sz w:val="20"/>
           <w:szCs w:val="20"/>
         </w:rPr>
-        <w:t xml:space="preserve">  Annotation(prov:wasDerivedFrom &lt;http://purl.obolibrary.org/obo/MONDO_0005113&gt;)</w:t>
+        <w:t xml:space="preserve">  Annotation(prov:wasDerivedFrom &lt;http://purl.obolibrary.org/obo/MONDO_0004652&gt;)</w:t>
       </w:r>
       <w:r>
         <w:br/>
@@ -4470,7 +4554,7 @@
           <w:sz w:val="20"/>
           <w:szCs w:val="20"/>
         </w:rPr>
-        <w:t xml:space="preserve">Annotation: prov:wasDerivedFrom &lt;MONDO:0005113&gt;</w:t>
+        <w:t xml:space="preserve">Annotation: prov:wasDerivedFrom &lt;MONDO:0004652&gt;</w:t>
       </w:r>
       <w:r>
         <w:br/>
@@ -4614,7 +4698,7 @@
         <w:jc w:val="both"/>
       </w:pPr>
       <w:r>
-        <w:t xml:space="preserve">Solution: run a standardized QC suite on every build. The suite includes: (a) ELK classification with an unsatisfiable-class report, (b) ROBOT report with a severity-tiered rule catalog (missing definitions, dangling IRIs, disjoint-sibling violations, has_part in equivalents), (c) a custom SPARQL check that every enrichment axiom and term annotation carries the provenance fields mandated in §6, (d) an OWL 2 profile validator to guarantee the merged ontology stays within EL, and (e) a round-trip test: regenerate each Foundation Logical Definition from its source Mondo axiom and confirm they match.</w:t>
+        <w:t xml:space="preserve">Solution: run a standardized QC suite on every build. The suite includes: (a) ELK classification with an unsatisfiable-class report, (b) ROBOT report with a severity-tiered rule catalog (missing definitions, dangling IRIs, disjoint-sibling violations, has_part in equivalents), (c) a custom SPARQL check that every enrichment axiom and term annotation carries the provenance fields mandated in §6, (d) an OWL 2 profile validator to guarantee the merged ontology stays within EL, (e) a round-trip test: regenerate each Foundation Logical Definition from its source Mondo axiom and confirm they match, and (f) for subtree-import batches (§3.4), a Mondo class existence check that verifies every candidate entity’s prov:wasDerivedFrom IRI resolves to a non-deprecated owl:Class in the current Mondo release whose rdfs:label matches the candidate’s label, and that the Mondo source is a proper descendant of the anchor class — rejecting synonyms misidentified as classes, entities fabricated from domain knowledge without a Mondo source, and candidates whose Mondo IRI points to the anchor class itself rather than a genuine child.</w:t>
       </w:r>
     </w:p>
     <w:p>
@@ -4798,7 +4882,7 @@
           <w:sz w:val="20"/>
           <w:szCs w:val="20"/>
         </w:rPr>
-        <w:t xml:space="preserve">Annotation: prov:wasDerivedFrom &lt;MONDO:0006085&gt;</w:t>
+        <w:t xml:space="preserve">Annotation: prov:wasDerivedFrom &lt;MONDO:0025598&gt;</w:t>
       </w:r>
     </w:p>
     <w:p>
@@ -5092,7 +5176,7 @@
         <w:jc w:val="both"/>
       </w:pPr>
       <w:r>
-        <w:t xml:space="preserve">Source provenance annotations travel with the enrichment content into the Foundation itself. They are attached directly to Foundation axioms (via OWL Annotation-on-Axiom) and to Foundation annotation assertions such as synonyms (via OWL Annotation-on-Annotation). Once a batch is accepted and posted via iCAT, the source provenance annotations become permanent Foundation content, visible to every downstream consumer, and answering the question "where did this come from?" without requiring access to the enrichment team's infrastructure. Source provenance is the Foundation's long-term institutional memory of which content was derived from external sources.</w:t>
+        <w:t xml:space="preserve">Source provenance annotations travel with the enrichment content into the Foundation itself. For axioms that enrich existing Foundation classes (logical definitions, necessary conditions, synonyms), provenance is attached to the axiom via OWL Annotation-on-Axiom or Annotation-on-Annotation. For classes imported via the subtree-import pattern (§3.4), provenance is attached at two levels: on the class declaration itself (as direct annotation assertions on the class IRI, visible in Protégé’s Annotations tab) and separately on each SubClassOf and EquivalentClasses axiom (as axiom annotations, visible in Protégé’s Description panel). The class-level annotations record the Mondo source from which the class was imported; the axiom-level annotations record the Mondo source from which each specific relationship was derived. Both levels are necessary because a class declaration and a subclass assertion are separate OWL constructs with independent provenance: the existence of the class and its placement in the hierarchy may have different editorial histories, and a rollback of one does not necessarily entail rollback of the other. Once a batch is accepted and posted via iCAT, the source provenance annotations become permanent Foundation content, visible to every downstream consumer, and answering the question “where did this come from?” without requiring access to the enrichment team’s infrastructure. Source provenance is the Foundation’s long-term institutional memory of which content was derived from external sources.</w:t>
       </w:r>
     </w:p>
     <w:p>
@@ -5551,7 +5635,7 @@
         <w:jc w:val="both"/>
       </w:pPr>
       <w:r>
-        <w:t xml:space="preserve">On the Foundation (source provenance, attached to the newly minted class):</w:t>
+        <w:t xml:space="preserve">On the Foundation (source provenance, attached to the newly minted class as direct annotation assertions on the class IRI and repeated as axiom annotations on each SubClassOf and EquivalentClasses axiom):</w:t>
       </w:r>
     </w:p>
     <w:p>
@@ -5884,7 +5968,7 @@
         <w:jc w:val="both"/>
       </w:pPr>
       <w:r>
-        <w:t xml:space="preserve">The candidate's title, FSN, and synonym annotations each carry their own source provenance as specified in §6.8 (synonym enrichment). Its Logical Definition carries the §6.6 source fields when Mondo had a curated equivalent; otherwise its SubClassOf axiom carries the §6.7 source fields. The batch manifest must show that every source license in the imported subtree is compatible with Foundation redistribution before the batch can be submitted.</w:t>
+        <w:t xml:space="preserve">The candidate’s title, FSN, and synonym annotations each carry their own source provenance as specified in §6.8 (synonym enrichment). The class declaration itself carries the full set of source provenance fields listed above (prov:wasDerivedFrom, dct:source, dct:license, dct:rightsHolder, icd:batchId) as direct annotation assertions on the class IRI, making the Mondo origin visible in any ontology browser’s Annotations tab. These same fields are repeated as axiom annotations on each SubClassOf and EquivalentClasses axiom attached to the class: the Logical Definition carries the §6.6 source fields when Mondo had a curated equivalent; otherwise its SubClassOf axiom carries the §6.7 source fields. This two-level structure is necessary because a class declaration and a subclass assertion are independent OWL constructs — the existence of the class and its placement in the hierarchy have separate provenance and can be reviewed or rolled back independently. The batch manifest must show that every source license in the imported subtree is compatible with Foundation redistribution before the batch can be submitted.</w:t>
       </w:r>
     </w:p>
     <w:p>

--- a/docs/Enriching_WHOFIC_with_Mondo.docx
+++ b/docs/Enriching_WHOFIC_with_Mondo.docx
@@ -102,7 +102,7 @@
         <w:jc w:val="both"/>
       </w:pPr>
       <w:r>
-        <w:t xml:space="preserve">The Content Model already provides two first-class OWL-level mechanisms for attaching formal semantics to a Foundation entity: Logical Definitions (class equivalence, both necessary and sufficient) and Necessary Conditions (subclass axioms only, necessary without sufficient). Both are expressed using postcoordination axes as object properties and postcoordination value sets (typically drawn from the Extension Codes branch or from Foundation entity hierarchies) as fillers. This turns out to be a very comfortable fit for Mondo's own pattern library, because Mondo's DOSDP templates also produce genus-differentia axioms that combine a genus class with restrictions over a small set of disease-relational properties. The engineering task is therefore one of disciplined alignment between two pattern systems that already share a common mathematical substrate (OWL 2 EL).</w:t>
+        <w:t xml:space="preserve">The Content Model already provides two first-class OWL-level mechanisms for attaching formal semantics to a Foundation entity: Logical Definitions (class equivalence, both necessary and sufficient) and Necessary Conditions (subclass axioms only, necessary without sufficient). Both are expressed using postcoordination axes as object properties and postcoordination value sets (typically drawn from the Extension Codes branch or from Foundation entity hierarchies) as fillers. This turns out to be a very comfortable fit for Mondo's own pattern library, because Mondo’s logical definitions also produce genus-differentia axioms that combine a genus class with restrictions over a small set of disease-relational properties. The engineering task is therefore one of disciplined alignment between two pattern systems that already share a common mathematical substrate (OWL 2 EL).</w:t>
       </w:r>
     </w:p>
     <w:p>
@@ -2159,7 +2159,7 @@
         <w:jc w:val="both"/>
       </w:pPr>
       <w:r>
-        <w:t xml:space="preserve">This table is the single most important artifact of an enrichment project: it is the binding that lets a Mondo DOSDP template and a WHO-FIC postcoordination specification speak the same language at the OWL level. It should be versioned, reviewed by both communities, and treated as a release artifact.</w:t>
+        <w:t xml:space="preserve">This table is the single most important artifact of an enrichment project: it is the binding that lets a Mondo logical definition and a WHO-FIC postcoordination specification speak the same language at the OWL level. It should be versioned, reviewed by both communities, and treated as a release artifact.</w:t>
       </w:r>
     </w:p>
     <w:p>
@@ -3019,7 +3019,7 @@
         <w:jc w:val="both"/>
       </w:pPr>
       <w:r>
-        <w:t xml:space="preserve">Solution: in the staging workspace, author binding axioms that declare each relevant Extension Code class to be equivalent to (or a subclass of) the corresponding reference-ontology class. Where Extension Code entries do not exist for specific Mondo fillers, generate new Extension Code stubs from the Mondo filler set using a DOSDP template (see §3.8). These bindings and new Extension Code stubs are promoted to the Foundation as part of the controlled enrichment batch.</w:t>
+        <w:t xml:space="preserve">Solution: in the staging workspace, author binding axioms that declare each relevant Extension Code class to be equivalent to (or a subclass of) the corresponding reference-ontology class. Where Extension Code entries do not exist for specific Mondo fillers, generate new Extension Code stubs from the Mondo filler set using a generation script. These bindings and new Extension Code stubs are promoted to the Foundation as part of the controlled enrichment batch.</w:t>
       </w:r>
     </w:p>
     <w:p>
@@ -3099,25 +3099,25 @@
         <w:spacing w:after="120" w:before="260"/>
       </w:pPr>
       <w:r>
-        <w:t xml:space="preserve">3.6 Genus-Differentia Normalization (Rector Pattern)</w:t>
-      </w:r>
-    </w:p>
-    <w:p>
-      <w:pPr>
-        <w:spacing w:after="140" w:line="300"/>
-        <w:jc w:val="both"/>
-      </w:pPr>
-      <w:r>
-        <w:t xml:space="preserve">Problem: the WHO-FIC Foundation, as of 2025-05, relies heavily on asserted multi-parent hierarchies. Authoring and maintaining these by hand is labor-intensive and error-prone; worse, it does not leverage the Logical Definition machinery that the Content Model itself provides.</w:t>
-      </w:r>
-    </w:p>
-    <w:p>
-      <w:pPr>
-        <w:spacing w:after="140" w:line="300"/>
-        <w:jc w:val="both"/>
-      </w:pPr>
-      <w:r>
-        <w:t xml:space="preserve">Solution: for each pattern-driven cluster of Foundation entities (viral diseases by agent, bacterial diseases by agent, organ-specific variants of a disease, etiology-specific variants, etc.), normalize the cluster so that:</w:t>
+        <w:t xml:space="preserve">3.6 Genus-Differentia Normalization (Rector Pattern) [QA-only]</w:t>
+      </w:r>
+    </w:p>
+    <w:p>
+      <w:pPr>
+        <w:spacing w:after="140" w:line="300"/>
+        <w:jc w:val="both"/>
+      </w:pPr>
+      <w:r>
+        <w:t xml:space="preserve">Scope limitation: the WHO-FIC infrastructure does not run a DL reasoner. Asserted SubClassOf axioms are the sole source of hierarchy in iCAT and all downstream tooling. This pattern therefore serves only as a QA technique: equivalence axioms are added alongside (not instead of) asserted SubClassOf axioms, and ELK is run locally to verify that the logical definitions are consistent with the asserted hierarchy and with Mondo. No asserted SubClassOf axioms are removed.</w:t>
+      </w:r>
+    </w:p>
+    <w:p>
+      <w:pPr>
+        <w:spacing w:after="140" w:line="300"/>
+        <w:jc w:val="both"/>
+      </w:pPr>
+      <w:r>
+        <w:t xml:space="preserve">Approach: for each pattern-driven cluster of Foundation entities (viral diseases by agent, bacterial diseases by agent, organ-specific variants of a disease, etiology-specific variants, etc.), add equivalence axioms so that:</w:t>
       </w:r>
     </w:p>
     <w:p>
@@ -3131,7 +3131,7 @@
         <w:jc w:val="left"/>
       </w:pPr>
       <w:r>
-        <w:t xml:space="preserve">A single primary parent is asserted per entity (the genus).</w:t>
+        <w:t xml:space="preserve">Each entity retains its asserted SubClassOf parent (the genus).</w:t>
       </w:r>
     </w:p>
     <w:p>
@@ -3145,7 +3145,7 @@
         <w:jc w:val="left"/>
       </w:pPr>
       <w:r>
-        <w:t xml:space="preserve">The remaining parents become derived, via logical definitions that combine the genus with axis-expressed differentiators.</w:t>
+        <w:t xml:space="preserve">An equivalence axiom combines the genus with axis-expressed differentiators, providing a machine-checkable logical definition.</w:t>
       </w:r>
     </w:p>
     <w:p>
@@ -3159,16 +3159,16 @@
         <w:jc w:val="left"/>
       </w:pPr>
       <w:r>
-        <w:t xml:space="preserve">ELK is run as part of the release pipeline to materialize the full poly-hierarchy.</w:t>
-      </w:r>
-    </w:p>
-    <w:p>
-      <w:pPr>
-        <w:spacing w:after="140" w:line="300"/>
-        <w:jc w:val="both"/>
-      </w:pPr>
-      <w:r>
-        <w:t xml:space="preserve">The Mondo content is the source of the differentiators. Once the Foundation is normalized, adding or retiring a parent becomes an authoring act on a single equivalent-class axiom rather than a manual edit of parent lists scattered across dozens of entities. Accomplishes: the Content Model's own Logical Definition feature becomes the engine of the Foundation's hierarchy, not a decorative annotation. Authoring cost per new disease drops dramatically, and classification consistency becomes a derivable property rather than a review burden.</w:t>
+        <w:t xml:space="preserve">ELK is run locally as a QA step to verify that the equivalence axioms are consistent with the asserted hierarchy.</w:t>
+      </w:r>
+    </w:p>
+    <w:p>
+      <w:pPr>
+        <w:spacing w:after="140" w:line="300"/>
+        <w:jc w:val="both"/>
+      </w:pPr>
+      <w:r>
+        <w:t xml:space="preserve">The Mondo content is the source of the differentiators. Accomplishes: the equivalence axioms serve as a formal QA check — if the asserted hierarchy is inconsistent with the logical definitions, ELK will flag the discrepancy. This catches errors such as a staging entity placed under the wrong parent, or an equivalence axiom with the wrong differentia. Because the ICD toolchain does not run a reasoner, the equivalence axioms do not replace the asserted SubClassOf hierarchy; they augment it with a verifiable logical specification.</w:t>
       </w:r>
     </w:p>
     <w:p>
@@ -3177,16 +3177,16 @@
         <w:spacing w:after="120" w:before="260"/>
       </w:pPr>
       <w:r>
-        <w:t xml:space="preserve">3.7 Axis-Aligned DOSDP Template Pattern</w:t>
-      </w:r>
-    </w:p>
-    <w:p>
-      <w:pPr>
-        <w:spacing w:after="140" w:line="300"/>
-        <w:jc w:val="both"/>
-      </w:pPr>
-      <w:r>
-        <w:t xml:space="preserve">Problem: Mondo maintains over one hundred DOSDP templates that generate its logical definitions from TSV input. These templates speak the Mondo/RO vocabulary, not the ICD axis vocabulary. Running them verbatim against Foundation data would bypass the Content Model.</w:t>
+        <w:t xml:space="preserve">3.7 Axis-Aligned DOSDP Template Pattern [Background Reference]</w:t>
+      </w:r>
+    </w:p>
+    <w:p>
+      <w:pPr>
+        <w:spacing w:after="140" w:line="300"/>
+        <w:jc w:val="both"/>
+      </w:pPr>
+      <w:r>
+        <w:t xml:space="preserve">Note: this pattern is retained as background reference. Because ICD editors maintain imported classes directly in iCAT after submission, DOSDP templates become dead artifacts once a batch is accepted — ICD does not regenerate classes from templates. The generation-time consistency that DOSDP provides can be achieved more simply with a Python script that iterates over a vetted input table. The pattern convention (genus + differentia axis + required annotations) is the valuable part; the DOSDP toolchain (dosdp-tools, ROBOT YAML patterns) adds overhead without downstream benefit.</w:t>
       </w:r>
     </w:p>
     <w:p>
@@ -3410,7 +3410,7 @@
         <w:jc w:val="both"/>
       </w:pPr>
       <w:r>
-        <w:t xml:space="preserve">Accomplishes: curators author disease-by-agent rows in one TSV, and the pipeline produces both a Mondo logical definition and a Foundation Logical Definition, mechanically guaranteed to be structurally isomorphic. Definitional drift between the two terminologies becomes impossible by construction.</w:t>
+        <w:t xml:space="preserve">Original rationale: curators would author disease-by-agent rows in one TSV, and the pipeline would produce both a Mondo logical definition and a Foundation Logical Definition, mechanically guaranteed to be structurally isomorphic. In practice, since ICD does not maintain classes from DOSDP templates, the generation script approach (§3.4) achieves the same structural guarantee with less tooling overhead.</w:t>
       </w:r>
     </w:p>
     <w:p>
@@ -3419,16 +3419,16 @@
         <w:spacing w:after="120" w:before="260"/>
       </w:pPr>
       <w:r>
-        <w:t xml:space="preserve">3.8 Value Partition Pattern for Qualitative Axes</w:t>
-      </w:r>
-    </w:p>
-    <w:p>
-      <w:pPr>
-        <w:spacing w:after="140" w:line="300"/>
-        <w:jc w:val="both"/>
-      </w:pPr>
-      <w:r>
-        <w:t xml:space="preserve">Problem: several ICD axes — severity, course, laterality, temporal pattern / onset — are qualitative and ordinal, with a small closed set of allowed values. Without explicit disjointness and covering, a reasoner cannot rule out a class that is simultaneously "mild" and "severe", nor conclude that every severity value is one of a fixed enumeration. The naive framing "one axis, one value partition" is, however, an over-simplification for ICD. Inspection of the Extension Codes branch shows that the severity axis is not served by a single scale; it is served by a family of scales. There is a generic severity scale (mild / moderate / severe / unspecified) that applies to arbitrary conditions, and there are many disease-specific scales that apply only in context: the NYHA functional classes I–IV for heart failure, the GCS 3–15 for head injury, the Hoehn &amp; Yahr stages for Parkinson disease, the EDSS for multiple sclerosis, the Child–Pugh A/B/C for liver disease, and so on. Each disease-specific scale is disjoint-internally but is not commensurable with any other scale, and several disease-specific scales co-exist within the Extension Codes branch under "Severity scale value". The same kind of pluralism appears in course (chronic / acute / subacute generic, but also entity-specific course descriptors) and in temporal pattern.</w:t>
+        <w:t xml:space="preserve">3.8 Value Partition Pattern for Qualitative Axes [Background Reference — Already Implemented by WHO]</w:t>
+      </w:r>
+    </w:p>
+    <w:p>
+      <w:pPr>
+        <w:spacing w:after="140" w:line="300"/>
+        <w:jc w:val="both"/>
+      </w:pPr>
+      <w:r>
+        <w:t xml:space="preserve">Note: WHO has already implemented value partitions for qualitative axes (severity, course, temporality, etc.) in the Foundation Component’s Extension Codes. Reimplementing or extending this pattern from the enrichment side is unnecessary. Any qualitative axis alignment should map to the existing WHO value sets rather than introducing new partitions. The following description is retained for reference only. Original problem statement: several ICD axes — severity, course, laterality, temporal pattern / onset — are qualitative and ordinal, with a small closed set of allowed values. Without explicit disjointness and covering, a reasoner cannot rule out a class that is simultaneously "mild" and "severe", nor conclude that every severity value is one of a fixed enumeration. The naive framing "one axis, one value partition" is, however, an over-simplification for ICD. Inspection of the Extension Codes branch shows that the severity axis is not served by a single scale; it is served by a family of scales. There is a generic severity scale (mild / moderate / severe / unspecified) that applies to arbitrary conditions, and there are many disease-specific scales that apply only in context: the NYHA functional classes I–IV for heart failure, the GCS 3–15 for head injury, the Hoehn &amp; Yahr stages for Parkinson disease, the EDSS for multiple sclerosis, the Child–Pugh A/B/C for liver disease, and so on. Each disease-specific scale is disjoint-internally but is not commensurable with any other scale, and several disease-specific scales co-exist within the Extension Codes branch under "Severity scale value". The same kind of pluralism appears in course (chronic / acute / subacute generic, but also entity-specific course descriptors) and in temporal pattern.</w:t>
       </w:r>
     </w:p>
     <w:p>
@@ -3985,7 +3985,7 @@
         <w:jc w:val="both"/>
       </w:pPr>
       <w:r>
-        <w:t xml:space="preserve">The same pattern is applied to course and temporal-pattern axes when the inspection of Extension Codes reveals similar pluralism there. The applicability-narrowing axiom (icd:severity only ...) is authored as a Necessary Condition on the Foundation entity in question, which keeps it within OWL 2 EL, and is generated by a dedicated DOSDP template whose TSV rows pair a Foundation entity with the scale class it is clinically restricted to.</w:t>
+        <w:t xml:space="preserve">The same pattern applies to course and temporal-pattern axes where the Extension Codes show similar pluralism. Because WHO has already implemented these value partitions, the enrichment project does not need to re-create them; it only needs to align Mondo’s qualitative descriptors to the existing WHO value sets where applicable.</w:t>
       </w:r>
     </w:p>
     <w:p>
@@ -4528,7 +4528,7 @@
         <w:jc w:val="both"/>
       </w:pPr>
       <w:r>
-        <w:t xml:space="preserve">Solution: treat foundation-plus as a staging workspace rather than a long-lived bridge release. The workspace imports the current WHO-FIC Foundation and a MIREOT/SLME slice of Mondo (§3.12), hosts the axis/relation alignments (§3.1), the Extension Code bindings (§3.5), the DOSDP templates (§3.7), the generated logical-definition and necessary-condition axioms (§3.2, §3.3), and the candidate synonym annotations (§3.10). It is the place where candidate content is authored, classified, QC'd, and reviewed. Once a coherent batch has passed QC, the batch is packaged for submission to the WHO-FIC editorial process, and the accepted content is inserted into the Foundation through the WHO iCAT API (see §3.13). After integration, the corresponding content is removed from the staging workspace (it is now in the Foundation), and the workspace is rebased against the new Foundation release to start the next batch. Provenance is preserved by annotating every enrichment axiom and term with properties that record its source Mondo axiom IRI, the pattern that generated it, and the batch identifier under which it was submitted.</w:t>
+        <w:t xml:space="preserve">Solution: treat foundation-plus as a staging workspace rather than a long-lived bridge release. The workspace imports the current WHO-FIC Foundation and a MIREOT/SLME slice of Mondo (§3.12), hosts the axis/relation alignments (§3.1), the Extension Code bindings (§3.5), the generation scripts or templates (§3.7), the generated logical-definition and necessary-condition axioms (§3.2, §3.3), and the candidate synonym annotations (§3.10). It is the place where candidate content is authored, classified, QC'd, and reviewed. Once a coherent batch has passed QC, the batch is packaged for submission to the WHO-FIC editorial process, and the accepted content is inserted into the Foundation through the WHO iCAT API (see §3.13). After integration, the corresponding content is removed from the staging workspace (it is now in the Foundation), and the workspace is rebased against the new Foundation release to start the next batch. Provenance is preserved by annotating every enrichment axiom and term with properties that record its source Mondo axiom IRI, the pattern that generated it, and the batch identifier under which it was submitted.</w:t>
       </w:r>
     </w:p>
     <w:p>
@@ -4662,7 +4662,7 @@
         <w:jc w:val="both"/>
       </w:pPr>
       <w:r>
-        <w:t xml:space="preserve">Solution: use the WHO iCAT API — the programmatic content-authoring interface that WHO already operates for editing the Foundation — as the delivery channel for every accepted batch. Each enrichment axiom, each new or updated term annotation, and each Extension Code binding in the batch is posted to iCAT as a structured change request, preserving the provenance annotations described in §3.10–§3.11 and §6 so that the resulting Foundation content carries the same source and batch identifiers that were generated in staging. The details of the iCAT endpoints, authentication, and change-request payload format are out of scope for this playbook; the point is that the pipeline ends in iCAT calls, not in a file handoff, and therefore every accepted change is auditable on both sides: the staging workspace holds the generator (DOSDP template, TSV row, SPARQL harvest, QC report), and the Foundation holds the resulting content with its provenance preserved.</w:t>
+        <w:t xml:space="preserve">Solution: use the WHO iCAT API — the programmatic content-authoring interface that WHO already operates for editing the Foundation — as the delivery channel for every accepted batch. Each enrichment axiom, each new or updated term annotation, and each Extension Code binding in the batch is posted to iCAT as a structured change request, preserving the provenance annotations described in §3.10–§3.11 and §6 so that the resulting Foundation content carries the same source and batch identifiers that were generated in staging. The details of the iCAT endpoints, authentication, and change-request payload format are out of scope for this playbook; the point is that the pipeline ends in iCAT calls, not in a file handoff, and therefore every accepted change is auditable on both sides: the staging workspace holds the generator (generation script, input table, SPARQL harvest, QC report), and the Foundation holds the resulting content with its provenance preserved.</w:t>
       </w:r>
     </w:p>
     <w:p>
@@ -4689,7 +4689,7 @@
         <w:jc w:val="both"/>
       </w:pPr>
       <w:r>
-        <w:t xml:space="preserve">Problem: any automatic pattern-driven generation can introduce subtle bugs: an Extension Code bound to the wrong NCBITaxon node, a Mondo filler whose taxon constraint conflicts with Homo sapiens, a value partition with missing disjointness, a Logical Definition that accidentally makes two sibling Foundation entities equivalent.</w:t>
+        <w:t xml:space="preserve">Problem: any automatic pattern-driven generation can introduce subtle bugs: an Extension Code bound to the wrong NCBITaxon node, a Mondo filler whose taxon constraint conflicts with Homo sapiens, a Logical Definition that accidentally makes two sibling Foundation entities equivalent.</w:t>
       </w:r>
     </w:p>
     <w:p>
@@ -4743,7 +4743,7 @@
         <w:jc w:val="both"/>
       </w:pPr>
       <w:r>
-        <w:t xml:space="preserve">The bacterial-pneumonia-by-agent cluster is a pattern cluster in Mondo. Its DOSDP template defines classes of the form "pneumonia caused by X" where X ranges over NCBITaxon bacterial agents. The corresponding foundation-plus template (§3.7) uses icd:infectiousAgent as the differentiator.</w:t>
+        <w:t xml:space="preserve">The bacterial-pneumonia-by-agent cluster is a pattern cluster in Mondo, defining classes of the form "pneumonia caused by X" where X ranges over NCBITaxon bacterial agents. The corresponding foundation-plus generation script uses icd:infectiousAgent as the differentiator (following the convention described in §3.7).</w:t>
       </w:r>
     </w:p>
     <w:p>
@@ -4972,7 +4972,7 @@
         <w:jc w:val="both"/>
       </w:pPr>
       <w:r>
-        <w:t xml:space="preserve">Each batch carries: (i) the set of new or modified Foundation axioms and class declarations, expressed as a ROBOT-diff against the current Foundation release; (ii) the DOSDP template(s), TSV seed data, and (for §3.4 batches) the anchor-discovery and descendant-extraction logs used to generate them; (iii) the Extension Code bindings or new Extension Code stubs the batch relies on; (iv) the QC report (ELK satisfiability, ROBOT report, profile validator, round-trip test, and — for §3.4 batches — the IRI-minting manifest that maps provisional to permanent IRIs); and (v) a human-readable change log explaining scope, provenance back to Mondo, and expected impact on linearization projection.</w:t>
+        <w:t xml:space="preserve">Each batch carries: (i) the set of new or modified Foundation axioms and class declarations, expressed as a ROBOT-diff against the current Foundation release; (ii) the generation scripts, input tables, and (for §3.4 batches) the anchor-discovery and descendant-extraction logs used to generate them; (iii) the Extension Code bindings or new Extension Code stubs the batch relies on; (iv) the QC report (ELK satisfiability, ROBOT report, profile validator, round-trip test, and — for §3.4 batches — the IRI-minting manifest that maps provisional to permanent IRIs); and (v) a human-readable change log explaining scope, provenance back to Mondo, and expected impact on linearization projection.</w:t>
       </w:r>
     </w:p>
     <w:p>
@@ -5002,7 +5002,7 @@
         <w:t xml:space="preserve">Pattern authors: </w:t>
       </w:r>
       <w:r>
-        <w:t xml:space="preserve">write and maintain the DOSDP templates and the axis alignment table in the staging workspace. Typically one or two ontology engineers on the enrichment team.</w:t>
+        <w:t xml:space="preserve">write and maintain the generation scripts (or DOSDP templates if adopted) and the axis alignment table in the staging workspace. Typically one or two ontology engineers on the enrichment team.</w:t>
       </w:r>
     </w:p>
     <w:p>
@@ -5044,7 +5044,7 @@
         <w:t xml:space="preserve">Batch coordinator: </w:t>
       </w:r>
       <w:r>
-        <w:t xml:space="preserve">assembles a batch, runs the build pipeline (DOSDP → ROBOT → ELK → QC), packages the batch manifest, and submits it to the WHO-FIC editorial board.</w:t>
+        <w:t xml:space="preserve">assembles a batch, runs the build pipeline (generation script → ELK verification → QC), packages the batch manifest, and submits it to the WHO-FIC editorial board.</w:t>
       </w:r>
     </w:p>
     <w:p>
@@ -5122,7 +5122,7 @@
         <w:jc w:val="both"/>
       </w:pPr>
       <w:r>
-        <w:t xml:space="preserve">A phased scope plan is recommended: start with a single Mondo pattern cluster (e.g., infectious diseases by agent), take it end-to-end through the full batch lifecycle, measure the impact on Foundation entity count and on MMS projection, then expand to additional clusters (organ-specific variants, chromosomal anomalies, rare diseases). Each phase adds one or two DOSDP templates and their corresponding Extension Code bindings. Phasing in this sense is not about the staging workspace accumulating content forever, but about the cadence at which batches are delivered into the Foundation.</w:t>
+        <w:t xml:space="preserve">A phased scope plan is recommended: start with a single Mondo pattern cluster (e.g., infectious diseases by agent), take it end-to-end through the full batch lifecycle, measure the impact on Foundation entity count and on MMS projection, then expand to additional clusters (organ-specific variants, chromosomal anomalies, rare diseases). Each phase adds one or two generation scripts (or pattern templates) and their corresponding Extension Code bindings. Phasing in this sense is not about the staging workspace accumulating content forever, but about the cadence at which batches are delivered into the Foundation.</w:t>
       </w:r>
     </w:p>
     <w:p>
@@ -5185,7 +5185,7 @@
         <w:jc w:val="both"/>
       </w:pPr>
       <w:r>
-        <w:t xml:space="preserve">Process provenance annotations, by contrast, are stored in the external batch manifest — a versioned companion record maintained by the enrichment team alongside the staging workspace — not on the Foundation entities. The batch manifest is indexed by batch identifier and records the pipeline details: which DOSDP template, which pattern version, which TSV inputs, which QC reports, who coordinated the batch, when it was generated, and what review decisions were made. A unique icd:batchId annotation on each Foundation axiom links the Foundation content to its batch manifest entry, so that process provenance is always reachable, but the Foundation itself is not burdened with pipeline mechanics. The batch manifest is published alongside the staging workspace and is subject to its own versioning and retention policy; it is not posted to iCAT.</w:t>
+        <w:t xml:space="preserve">Process provenance annotations, by contrast, are stored in the external batch manifest — a versioned companion record maintained by the enrichment team alongside the staging workspace — not on the Foundation entities. The batch manifest is indexed by batch identifier and records the pipeline details: which generation script or pattern, which pattern version, which input tables, which QC reports, who coordinated the batch, when it was generated, and what review decisions were made. A unique icd:batchId annotation on each Foundation axiom links the Foundation content to its batch manifest entry, so that process provenance is always reachable, but the Foundation itself is not burdened with pipeline mechanics. The batch manifest is published alongside the staging workspace and is subject to its own versioning and retention policy; it is not posted to iCAT.</w:t>
       </w:r>
     </w:p>
     <w:p>
@@ -5491,7 +5491,7 @@
           <w:b/>
           <w:bCs/>
         </w:rPr>
-        <w:t xml:space="preserve">DOSDP template files and TSV inputs </w:t>
+        <w:t xml:space="preserve">Generation scripts and input tables (or DOSDP template files and TSV inputs if adopted)</w:t>
       </w:r>
       <w:r>
         <w:t xml:space="preserve">— the actual template and seed data that generated the artifacts, stored as files in the manifest archive.</w:t>
@@ -5608,7 +5608,7 @@
         <w:jc w:val="both"/>
       </w:pPr>
       <w:r>
-        <w:t xml:space="preserve">These are class equivalence axioms of genus-differentia form, placed on Foundation entities. On the Foundation: prov:wasDerivedFrom pointing to the Mondo logical definition (the reified OWL axiom IRI when available, otherwise the Mondo class IRI), oboInOwl:hasDbXref for every upstream source that Mondo itself cites on the source axiom, dct:license and dct:rightsHolder, and icd:batchId. In the batch manifest: icd:generatedByPattern naming the DOSDP template, icd:patternVersion, icd:reviewDecision with a controlled value from {proposed, accepted, revised, withdrawn} to track review progress, and prov:generatedAtTime.</w:t>
+        <w:t xml:space="preserve">These are class equivalence axioms of genus-differentia form, placed on Foundation entities. On the Foundation: prov:wasDerivedFrom pointing to the Mondo logical definition (the reified OWL axiom IRI when available, otherwise the Mondo class IRI), oboInOwl:hasDbXref for every upstream source that Mondo itself cites on the source axiom, dct:license and dct:rightsHolder, and icd:batchId. In the batch manifest: icd:generatedByPattern naming the generation script or pattern, icd:patternVersion, icd:reviewDecision with a controlled value from {proposed, accepted, revised, withdrawn} to track review progress, and prov:generatedAtTime.</w:t>
       </w:r>
     </w:p>
     <w:p>
@@ -6265,7 +6265,7 @@
         <w:jc w:val="both"/>
       </w:pPr>
       <w:r>
-        <w:t xml:space="preserve">In addition to the per-artifact process provenance described above, the batch manifest carries batch-level metadata that applies to every artifact in the batch collectively: the hash of the Foundation release it was built against; the hash of the Mondo release used as source; the DOSDP template files and their versions; the list of TSV inputs; the full QC report (ELK classification log, ROBOT report, profile validator output, round-trip test result); the SPARQL transcript that extracted synonyms from Mondo; the anchor-discovery log (for §3.4 batches); and a license-compatibility summary that enumerates every dct:license value appearing in the batch, the count of artifacts carrying each license, and a pass/fail verdict against the Foundation's redistribution policy. The manifest hash (icd:batchManifestHash) is recorded on each Foundation axiom alongside icd:batchId as a compact integrity check — these two fields are the only process-adjacent annotations that touch the Foundation, and together they provide a single join point back to the full process provenance record in the external manifest.</w:t>
+        <w:t xml:space="preserve">In addition to the per-artifact process provenance described above, the batch manifest carries batch-level metadata that applies to every artifact in the batch collectively: the hash of the Foundation release it was built against; the hash of the Mondo release used as source; the generation scripts or pattern files and their versions; the list of input tables; the full QC report (ELK classification log, ROBOT report, profile validator output, round-trip test result); the SPARQL transcript that extracted synonyms from Mondo; the anchor-discovery log (for §3.4 batches); and a license-compatibility summary that enumerates every dct:license value appearing in the batch, the count of artifacts carrying each license, and a pass/fail verdict against the Foundation's redistribution policy. The manifest hash (icd:batchManifestHash) is recorded on each Foundation axiom alongside icd:batchId as a compact integrity check — these two fields are the only process-adjacent annotations that touch the Foundation, and together they provide a single join point back to the full process provenance record in the external manifest.</w:t>
       </w:r>
     </w:p>
     <w:p>
@@ -6469,7 +6469,7 @@
         <w:jc w:val="both"/>
       </w:pPr>
       <w:r>
-        <w:t xml:space="preserve">A coherent stack of design patterns closes that gap. Axis-to-relation alignment (§3.1) makes the two vocabularies reasoner-equivalent. Logical Definition Import (§3.2) and Necessary-Conditions-Only (§3.3) transfer Mondo axiom-level content into existing Foundation entities at the strength Mondo itself claims, no more and no less. Equivalence-Anchored Subtree Import (§3.4) goes one step further and grows the Foundation's class inventory: wherever a Foundation entity is equivalent to a Mondo class, the unmapped Mondo descendants of that class become candidate new Foundation classes, materialized with full logical definitions, synonyms, and provenance. Extension-Code Value-Set Binding (§3.5) reconciles the filler universes. DOSDP templates forked into axis-aligned variants (§3.7) let curators author both ontologies from a single TSV. Value partitions (§3.8) put teeth on the qualitative axes, with a family of scales per axis rather than a single enumeration. Taxon constraints (§3.9) preserve ICD-11's human-medicine scope. A parallel, low-risk synonym-enrichment track (§3.10) harvests Mondo's curated term corpus into Foundation term slots with full scope and source provenance, improving search and mapping quality without any reasoning side effect. The staging workspace (§3.11) and modular imports (§3.12) make the enrichment authorable and reviewable without forking the Foundation. The WHO iCAT API (§3.13) is the delivery channel that turns an accepted batch into actual Foundation content — including the permanent IRIs minted for classes introduced by §3.4. And a disciplined QC suite (§3.14) makes pattern-driven generation safer than manual authoring, not less so.</w:t>
+        <w:t xml:space="preserve">A coherent stack of design patterns closes that gap. Axis-to-relation alignment (§3.1) makes the two vocabularies reasoner-equivalent. Logical Definition Import (§3.2) and Necessary-Conditions-Only (§3.3) transfer Mondo axiom-level content into existing Foundation entities at the strength Mondo itself claims, no more and no less. Equivalence-Anchored Subtree Import (§3.4) goes one step further and grows the Foundation's class inventory: wherever a Foundation entity is equivalent to a Mondo class, the unmapped Mondo descendants of that class become candidate new Foundation classes, materialized with full logical definitions, synonyms, and provenance. Extension-Code Value-Set Binding (§3.5) reconciles the filler universes. Generation scripts following axis-aligned conventions (§3.7, background reference) document the pattern structure, though the DOSDP toolchain itself is not required. Value partitions for qualitative axes (§3.8, background reference) are already implemented by WHO in the Foundation’s Extension Codes. Taxon constraints (§3.9) preserve ICD-11's human-medicine scope. A parallel, low-risk synonym-enrichment track (§3.10) harvests Mondo's curated term corpus into Foundation term slots with full scope and source provenance, improving search and mapping quality without any reasoning side effect. The staging workspace (§3.11) and modular imports (§3.12) make the enrichment authorable and reviewable without forking the Foundation. The WHO iCAT API (§3.13) is the delivery channel that turns an accepted batch into actual Foundation content — including the permanent IRIs minted for classes introduced by §3.4. And a disciplined QC suite (§3.14) makes pattern-driven generation safer than manual authoring, not less so.</w:t>
       </w:r>
     </w:p>
     <w:p>

--- a/docs/Enriching_WHOFIC_with_Mondo.docx
+++ b/docs/Enriching_WHOFIC_with_Mondo.docx
@@ -5555,6 +5555,541 @@
       </w:pPr>
       <w:r>
         <w:t xml:space="preserve">The licensing fields on the Foundation side (dct:license, dct:rightsHolder, dct:source) are critical because Mondo is a license-aggregating ontology. Its own content is released under CC-BY-4.0, but many of the synonyms, xrefs, and definitions it aggregates originate from sources under more restrictive terms — SNOMED CT (SNOMED International Affiliate license), OMIM (no-redistribution terms for bulk data), ICD-10 (WHO terms), MeSH (public domain, U.S. NLM), NCIt (public domain), Orphanet (CC-BY-ND-4.0), DOID (CC0). A batch that harvests Mondo content into the Foundation and does not carry the per-item licensing forward is indistinguishable, to a downstream auditor, from a blanket re-license of everything as CC-BY. The staging QC suite therefore rejects any artifact missing a dct:license value, and the batch manifest includes a license-compatibility summary that identifies any source whose license is incompatible with the Foundation's intended redistribution terms. Items flagged as incompatible are either dropped from the batch, re-sourced from a compatibly-licensed alternative, or escalated to WHO legal review before submission.</w:t>
+      </w:r>
+    </w:p>
+    <w:p>
+      <w:pPr>
+        <w:spacing w:after="140" w:line="300"/>
+        <w:jc w:val="both"/>
+      </w:pPr>
+      <w:r>
+        <w:rPr>
+          <w:b/>
+          <w:bCs/>
+        </w:rPr>
+        <w:t xml:space="preserve">Provenance summary table.</w:t>
+      </w:r>
+      <w:r>
+        <w:t xml:space="preserve"> The following table enumerates the Foundation-level and batch-manifest-level provenance attributes for each enrichment type. Sections §6.4–§6.9 provide full descriptions of each attribute.</w:t>
+      </w:r>
+    </w:p>
+    <w:tbl>
+      <w:tblPr>
+        <w:tblW w:type="dxa" w:w="9360"/>
+        <w:tblBorders>
+          <w:top w:val="single" w:sz="4" w:color="999999"/>
+          <w:left w:val="single" w:sz="4" w:color="999999"/>
+          <w:bottom w:val="single" w:sz="4" w:color="999999"/>
+          <w:right w:val="single" w:sz="4" w:color="999999"/>
+          <w:insideH w:val="single" w:sz="4" w:color="999999"/>
+          <w:insideV w:val="single" w:sz="4" w:color="999999"/>
+        </w:tblBorders>
+      </w:tblPr>
+      <w:tblGrid>
+        <w:gridCol w:w="2200"/>
+        <w:gridCol w:w="3580"/>
+        <w:gridCol w:w="3580"/>
+      </w:tblGrid>
+      <w:tr>
+        <w:tc>
+          <w:tcPr>
+            <w:tcW w:type="dxa" w:w="2200"/>
+            <w:shd w:fill="D5E8F0" w:val="clear"/>
+          </w:tcPr>
+          <w:p>
+            <w:pPr>
+              <w:spacing w:after="40" w:before="40"/>
+            </w:pPr>
+            <w:r>
+              <w:rPr>
+                <w:b/>
+                <w:bCs/>
+                <w:sz w:val="18"/>
+                <w:szCs w:val="18"/>
+              </w:rPr>
+              <w:t>Enrichment Type</w:t>
+            </w:r>
+          </w:p>
+        </w:tc>
+        <w:tc>
+          <w:tcPr>
+            <w:tcW w:type="dxa" w:w="3580"/>
+            <w:shd w:fill="D5E8F0" w:val="clear"/>
+          </w:tcPr>
+          <w:p>
+            <w:pPr>
+              <w:spacing w:after="40" w:before="40"/>
+            </w:pPr>
+            <w:r>
+              <w:rPr>
+                <w:b/>
+                <w:bCs/>
+                <w:sz w:val="18"/>
+                <w:szCs w:val="18"/>
+              </w:rPr>
+              <w:t>Foundation-Level Attributes</w:t>
+            </w:r>
+          </w:p>
+        </w:tc>
+        <w:tc>
+          <w:tcPr>
+            <w:tcW w:type="dxa" w:w="3580"/>
+            <w:shd w:fill="D5E8F0" w:val="clear"/>
+          </w:tcPr>
+          <w:p>
+            <w:pPr>
+              <w:spacing w:after="40" w:before="40"/>
+            </w:pPr>
+            <w:r>
+              <w:rPr>
+                <w:b/>
+                <w:bCs/>
+                <w:sz w:val="18"/>
+                <w:szCs w:val="18"/>
+              </w:rPr>
+              <w:t>Batch Manifest Attributes</w:t>
+            </w:r>
+          </w:p>
+        </w:tc>
+      </w:tr>
+      <w:tr>
+        <w:tc>
+          <w:tcPr>
+            <w:tcW w:type="dxa" w:w="2200"/>
+          </w:tcPr>
+          <w:p>
+            <w:pPr>
+              <w:spacing w:after="40" w:before="40"/>
+            </w:pPr>
+            <w:r>
+              <w:rPr>
+                <w:sz w:val="18"/>
+                <w:szCs w:val="18"/>
+              </w:rPr>
+              <w:t>Axis-to-relation alignment (§3.1)</w:t>
+            </w:r>
+          </w:p>
+        </w:tc>
+        <w:tc>
+          <w:tcPr>
+            <w:tcW w:type="dxa" w:w="3580"/>
+          </w:tcPr>
+          <w:p>
+            <w:pPr>
+              <w:spacing w:after="40" w:before="40"/>
+            </w:pPr>
+            <w:r>
+              <w:rPr>
+                <w:sz w:val="18"/>
+                <w:szCs w:val="18"/>
+              </w:rPr>
+              <w:t>prov:wasDerivedFrom, dct:license, dct:rightsHolder, icd:batchId</w:t>
+            </w:r>
+          </w:p>
+        </w:tc>
+        <w:tc>
+          <w:tcPr>
+            <w:tcW w:type="dxa" w:w="3580"/>
+          </w:tcPr>
+          <w:p>
+            <w:pPr>
+              <w:spacing w:after="40" w:before="40"/>
+            </w:pPr>
+            <w:r>
+              <w:rPr>
+                <w:sz w:val="18"/>
+                <w:szCs w:val="18"/>
+              </w:rPr>
+              <w:t>icd:generatedByPattern, icd:mappingJustification, rdfs:comment</w:t>
+            </w:r>
+          </w:p>
+        </w:tc>
+      </w:tr>
+      <w:tr>
+        <w:tc>
+          <w:tcPr>
+            <w:tcW w:type="dxa" w:w="2200"/>
+          </w:tcPr>
+          <w:p>
+            <w:pPr>
+              <w:spacing w:after="40" w:before="40"/>
+            </w:pPr>
+            <w:r>
+              <w:rPr>
+                <w:sz w:val="18"/>
+                <w:szCs w:val="18"/>
+              </w:rPr>
+              <w:t>Extension Code binding (§3.5)</w:t>
+            </w:r>
+          </w:p>
+        </w:tc>
+        <w:tc>
+          <w:tcPr>
+            <w:tcW w:type="dxa" w:w="3580"/>
+          </w:tcPr>
+          <w:p>
+            <w:pPr>
+              <w:spacing w:after="40" w:before="40"/>
+            </w:pPr>
+            <w:r>
+              <w:rPr>
+                <w:sz w:val="18"/>
+                <w:szCs w:val="18"/>
+              </w:rPr>
+              <w:t>prov:wasDerivedFrom, oboInOwl:hasDbXref, dct:license, dct:rightsHolder, icd:batchId</w:t>
+            </w:r>
+          </w:p>
+        </w:tc>
+        <w:tc>
+          <w:tcPr>
+            <w:tcW w:type="dxa" w:w="3580"/>
+          </w:tcPr>
+          <w:p>
+            <w:pPr>
+              <w:spacing w:after="40" w:before="40"/>
+            </w:pPr>
+            <w:r>
+              <w:rPr>
+                <w:sz w:val="18"/>
+                <w:szCs w:val="18"/>
+              </w:rPr>
+              <w:t>icd:generatedByPattern, icd:mappingJustification, rdfs:seeAlso</w:t>
+            </w:r>
+          </w:p>
+        </w:tc>
+      </w:tr>
+      <w:tr>
+        <w:tc>
+          <w:tcPr>
+            <w:tcW w:type="dxa" w:w="2200"/>
+          </w:tcPr>
+          <w:p>
+            <w:pPr>
+              <w:spacing w:after="40" w:before="40"/>
+            </w:pPr>
+            <w:r>
+              <w:rPr>
+                <w:sz w:val="18"/>
+                <w:szCs w:val="18"/>
+              </w:rPr>
+              <w:t>Logical definition import (§3.2)</w:t>
+            </w:r>
+          </w:p>
+        </w:tc>
+        <w:tc>
+          <w:tcPr>
+            <w:tcW w:type="dxa" w:w="3580"/>
+          </w:tcPr>
+          <w:p>
+            <w:pPr>
+              <w:spacing w:after="40" w:before="40"/>
+            </w:pPr>
+            <w:r>
+              <w:rPr>
+                <w:sz w:val="18"/>
+                <w:szCs w:val="18"/>
+              </w:rPr>
+              <w:t>prov:wasDerivedFrom, oboInOwl:hasDbXref, dct:license, dct:rightsHolder, icd:batchId</w:t>
+            </w:r>
+          </w:p>
+        </w:tc>
+        <w:tc>
+          <w:tcPr>
+            <w:tcW w:type="dxa" w:w="3580"/>
+          </w:tcPr>
+          <w:p>
+            <w:pPr>
+              <w:spacing w:after="40" w:before="40"/>
+            </w:pPr>
+            <w:r>
+              <w:rPr>
+                <w:sz w:val="18"/>
+                <w:szCs w:val="18"/>
+              </w:rPr>
+              <w:t>icd:generatedByPattern, icd:patternVersion, icd:reviewDecision, prov:generatedAtTime</w:t>
+            </w:r>
+          </w:p>
+        </w:tc>
+      </w:tr>
+      <w:tr>
+        <w:tc>
+          <w:tcPr>
+            <w:tcW w:type="dxa" w:w="2200"/>
+          </w:tcPr>
+          <w:p>
+            <w:pPr>
+              <w:spacing w:after="40" w:before="40"/>
+            </w:pPr>
+            <w:r>
+              <w:rPr>
+                <w:sz w:val="18"/>
+                <w:szCs w:val="18"/>
+              </w:rPr>
+              <w:t>Necessary conditions (§3.3)</w:t>
+            </w:r>
+          </w:p>
+        </w:tc>
+        <w:tc>
+          <w:tcPr>
+            <w:tcW w:type="dxa" w:w="3580"/>
+          </w:tcPr>
+          <w:p>
+            <w:pPr>
+              <w:spacing w:after="40" w:before="40"/>
+            </w:pPr>
+            <w:r>
+              <w:rPr>
+                <w:sz w:val="18"/>
+                <w:szCs w:val="18"/>
+              </w:rPr>
+              <w:t>prov:wasDerivedFrom, oboInOwl:hasDbXref, dct:license, dct:rightsHolder, icd:batchId</w:t>
+            </w:r>
+          </w:p>
+        </w:tc>
+        <w:tc>
+          <w:tcPr>
+            <w:tcW w:type="dxa" w:w="3580"/>
+          </w:tcPr>
+          <w:p>
+            <w:pPr>
+              <w:spacing w:after="40" w:before="40"/>
+            </w:pPr>
+            <w:r>
+              <w:rPr>
+                <w:sz w:val="18"/>
+                <w:szCs w:val="18"/>
+              </w:rPr>
+              <w:t>icd:generatedByPattern, icd:patternVersion, icd:mappingJustification, prov:generatedAtTime</w:t>
+            </w:r>
+          </w:p>
+        </w:tc>
+      </w:tr>
+      <w:tr>
+        <w:tc>
+          <w:tcPr>
+            <w:tcW w:type="dxa" w:w="2200"/>
+          </w:tcPr>
+          <w:p>
+            <w:pPr>
+              <w:spacing w:after="40" w:before="40"/>
+            </w:pPr>
+            <w:r>
+              <w:rPr>
+                <w:sz w:val="18"/>
+                <w:szCs w:val="18"/>
+              </w:rPr>
+              <w:t>Subtree import (§3.4) — class declarations</w:t>
+            </w:r>
+          </w:p>
+        </w:tc>
+        <w:tc>
+          <w:tcPr>
+            <w:tcW w:type="dxa" w:w="3580"/>
+          </w:tcPr>
+          <w:p>
+            <w:pPr>
+              <w:spacing w:after="40" w:before="40"/>
+            </w:pPr>
+            <w:r>
+              <w:rPr>
+                <w:sz w:val="18"/>
+                <w:szCs w:val="18"/>
+              </w:rPr>
+              <w:t>prov:wasDerivedFrom, dct:source, dct:license, dct:rightsHolder, icd:batchId</w:t>
+            </w:r>
+          </w:p>
+        </w:tc>
+        <w:tc>
+          <w:tcPr>
+            <w:tcW w:type="dxa" w:w="3580"/>
+          </w:tcPr>
+          <w:p>
+            <w:pPr>
+              <w:spacing w:after="40" w:before="40"/>
+            </w:pPr>
+            <w:r>
+              <w:rPr>
+                <w:sz w:val="18"/>
+                <w:szCs w:val="18"/>
+              </w:rPr>
+              <w:t>icd:generatedByPattern, icd:patternVersion, prov:generatedAtTime, prov:wasAttributedTo, icd:anchorFoundationClass, icd:anchorMondoClass, icd:anchorJustification, icd:provisionalIri, icd:parentWalkPath, icd:taxonConstraintChecked, icd:reviewDecision</w:t>
+            </w:r>
+          </w:p>
+        </w:tc>
+      </w:tr>
+      <w:tr>
+        <w:tc>
+          <w:tcPr>
+            <w:tcW w:type="dxa" w:w="2200"/>
+          </w:tcPr>
+          <w:p>
+            <w:pPr>
+              <w:spacing w:after="40" w:before="40"/>
+            </w:pPr>
+            <w:r>
+              <w:rPr>
+                <w:sz w:val="18"/>
+                <w:szCs w:val="18"/>
+              </w:rPr>
+              <w:t>Subtree import (§3.4) — SubClassOf / EquivalentClasses axioms</w:t>
+            </w:r>
+          </w:p>
+        </w:tc>
+        <w:tc>
+          <w:tcPr>
+            <w:tcW w:type="dxa" w:w="3580"/>
+          </w:tcPr>
+          <w:p>
+            <w:pPr>
+              <w:spacing w:after="40" w:before="40"/>
+            </w:pPr>
+            <w:r>
+              <w:rPr>
+                <w:sz w:val="18"/>
+                <w:szCs w:val="18"/>
+              </w:rPr>
+              <w:t>prov:wasDerivedFrom, dct:source, dct:license, dct:rightsHolder, icd:batchId, icd:batchManifestHash</w:t>
+            </w:r>
+          </w:p>
+        </w:tc>
+        <w:tc>
+          <w:tcPr>
+            <w:tcW w:type="dxa" w:w="3580"/>
+          </w:tcPr>
+          <w:p>
+            <w:pPr>
+              <w:spacing w:after="40" w:before="40"/>
+            </w:pPr>
+            <w:r>
+              <w:rPr>
+                <w:sz w:val="18"/>
+                <w:szCs w:val="18"/>
+              </w:rPr>
+              <w:t>(same as class declarations row above)</w:t>
+            </w:r>
+          </w:p>
+        </w:tc>
+      </w:tr>
+      <w:tr>
+        <w:tc>
+          <w:tcPr>
+            <w:tcW w:type="dxa" w:w="2200"/>
+          </w:tcPr>
+          <w:p>
+            <w:pPr>
+              <w:spacing w:after="40" w:before="40"/>
+            </w:pPr>
+            <w:r>
+              <w:rPr>
+                <w:sz w:val="18"/>
+                <w:szCs w:val="18"/>
+              </w:rPr>
+              <w:t>Synonym enrichment (§3.10)</w:t>
+            </w:r>
+          </w:p>
+        </w:tc>
+        <w:tc>
+          <w:tcPr>
+            <w:tcW w:type="dxa" w:w="3580"/>
+          </w:tcPr>
+          <w:p>
+            <w:pPr>
+              <w:spacing w:after="40" w:before="40"/>
+            </w:pPr>
+            <w:r>
+              <w:rPr>
+                <w:sz w:val="18"/>
+                <w:szCs w:val="18"/>
+              </w:rPr>
+              <w:t>prov:wasDerivedFrom, oboInOwl:hasDbXref, icd:sourceSynonymScope, dct:license, dct:rightsHolder, dct:source, icd:batchId</w:t>
+            </w:r>
+          </w:p>
+        </w:tc>
+        <w:tc>
+          <w:tcPr>
+            <w:tcW w:type="dxa" w:w="3580"/>
+          </w:tcPr>
+          <w:p>
+            <w:pPr>
+              <w:spacing w:after="40" w:before="40"/>
+            </w:pPr>
+            <w:r>
+              <w:rPr>
+                <w:sz w:val="18"/>
+                <w:szCs w:val="18"/>
+              </w:rPr>
+              <w:t>icd:generatedByPattern, icd:termLanguage, icd:stoplistVersion, icd:reviewDecision</w:t>
+            </w:r>
+          </w:p>
+        </w:tc>
+      </w:tr>
+      <w:tr>
+        <w:tc>
+          <w:tcPr>
+            <w:tcW w:type="dxa" w:w="2200"/>
+          </w:tcPr>
+          <w:p>
+            <w:pPr>
+              <w:spacing w:after="40" w:before="40"/>
+            </w:pPr>
+            <w:r>
+              <w:rPr>
+                <w:sz w:val="18"/>
+                <w:szCs w:val="18"/>
+              </w:rPr>
+              <w:t>Extension Code stubs (§3.5/§3.8)</w:t>
+            </w:r>
+          </w:p>
+        </w:tc>
+        <w:tc>
+          <w:tcPr>
+            <w:tcW w:type="dxa" w:w="3580"/>
+          </w:tcPr>
+          <w:p>
+            <w:pPr>
+              <w:spacing w:after="40" w:before="40"/>
+            </w:pPr>
+            <w:r>
+              <w:rPr>
+                <w:sz w:val="18"/>
+                <w:szCs w:val="18"/>
+              </w:rPr>
+              <w:t>prov:wasDerivedFrom, dct:license, dct:rightsHolder, dct:source, icd:batchId</w:t>
+            </w:r>
+          </w:p>
+        </w:tc>
+        <w:tc>
+          <w:tcPr>
+            <w:tcW w:type="dxa" w:w="3580"/>
+          </w:tcPr>
+          <w:p>
+            <w:pPr>
+              <w:spacing w:after="40" w:before="40"/>
+            </w:pPr>
+            <w:r>
+              <w:rPr>
+                <w:sz w:val="18"/>
+                <w:szCs w:val="18"/>
+              </w:rPr>
+              <w:t>icd:generatedByPattern, icd:patternVersion, prov:generatedAtTime, prov:wasAttributedTo</w:t>
+            </w:r>
+          </w:p>
+        </w:tc>
+      </w:tr>
+    </w:tbl>
+    <w:p>
+      <w:pPr>
+        <w:spacing w:after="140" w:line="300"/>
+        <w:jc w:val="both"/>
+      </w:pPr>
+      <w:r>
+        <w:rPr>
+          <w:i/>
+          <w:iCs/>
+          <w:sz w:val="20"/>
+          <w:szCs w:val="20"/>
+        </w:rPr>
+        <w:t xml:space="preserve">Note: all batch manifest entries also carry the batch-level metadata described in §6.10 (Foundation release hash, Mondo release hash, QC report, license-compatibility summary, icd:batchManifestHash).</w:t>
       </w:r>
     </w:p>
     <w:p>
